--- a/Jack/bayley/bayley/Meeting Notes July 28th.docx
+++ b/Jack/bayley/bayley/Meeting Notes July 28th.docx
@@ -225,11 +225,76 @@
           <w:ilvl w:val="0"/>
           <w:numId w:val="2"/>
         </w:numPr>
+        <w:pBdr>
+          <w:bottom w:val="single" w:sz="12" w:space="1" w:color="auto"/>
+        </w:pBdr>
       </w:pPr>
       <w:r>
         <w:t>Remove symbols and colors from the percentile box plots</w:t>
       </w:r>
     </w:p>
+    <w:p/>
+    <w:p>
+      <w:pPr>
+        <w:pStyle w:val="Heading2"/>
+      </w:pPr>
+      <w:r>
+        <w:t>July 29</w:t>
+      </w:r>
+    </w:p>
+    <w:p>
+      <w:pPr>
+        <w:pStyle w:val="ListParagraph"/>
+        <w:numPr>
+          <w:ilvl w:val="0"/>
+          <w:numId w:val="2"/>
+        </w:numPr>
+      </w:pPr>
+      <w:r>
+        <w:t xml:space="preserve">The </w:t>
+      </w:r>
+      <w:proofErr w:type="spellStart"/>
+      <w:r>
+        <w:t>eXtraordinarY</w:t>
+      </w:r>
+      <w:proofErr w:type="spellEnd"/>
+      <w:r>
+        <w:t xml:space="preserve"> Babies Study is a longitudinal natural history study of children with sex chromosome aneuploidies</w:t>
+      </w:r>
+    </w:p>
+    <w:p>
+      <w:pPr>
+        <w:pStyle w:val="ListParagraph"/>
+        <w:numPr>
+          <w:ilvl w:val="0"/>
+          <w:numId w:val="2"/>
+        </w:numPr>
+      </w:pPr>
+      <w:r>
+        <w:t xml:space="preserve">Sex chromosome </w:t>
+      </w:r>
+      <w:proofErr w:type="spellStart"/>
+      <w:r>
+        <w:t>trisomies</w:t>
+      </w:r>
+      <w:proofErr w:type="spellEnd"/>
+      <w:r>
+        <w:t xml:space="preserve"> (SCTs) occur in roughly 1 in 500 children</w:t>
+      </w:r>
+    </w:p>
+    <w:p>
+      <w:pPr>
+        <w:pStyle w:val="ListParagraph"/>
+        <w:numPr>
+          <w:ilvl w:val="0"/>
+          <w:numId w:val="2"/>
+        </w:numPr>
+      </w:pPr>
+      <w:r>
+        <w:t>Children with SCTs are developmentally delayed compared to the general population; it is important to monitor their clinical progress.</w:t>
+      </w:r>
+    </w:p>
+    <w:p/>
     <w:p/>
     <w:p>
       <w:pPr>
